--- a/docs/word-docs/Derm/Oriented Ellipse.docx
+++ b/docs/word-docs/Derm/Oriented Ellipse.docx
@@ -1,6 +1,6 @@
 
 <file path=word/document.xml><?xml version="1.0" encoding="utf-8"?>
-<w:document xmlns:wpc="http://schemas.microsoft.com/office/word/2010/wordprocessingCanvas" xmlns:cx="http://schemas.microsoft.com/office/drawing/2014/chartex" xmlns:cx1="http://schemas.microsoft.com/office/drawing/2015/9/8/chartex" xmlns:cx2="http://schemas.microsoft.com/office/drawing/2015/10/21/chartex" xmlns:cx3="http://schemas.microsoft.com/office/drawing/2016/5/9/chartex" xmlns:cx4="http://schemas.microsoft.com/office/drawing/2016/5/10/chartex" xmlns:cx5="http://schemas.microsoft.com/office/drawing/2016/5/11/chartex" xmlns:cx6="http://schemas.microsoft.com/office/drawing/2016/5/12/chartex" xmlns:cx7="http://schemas.microsoft.com/office/drawing/2016/5/13/chartex" xmlns:cx8="http://schemas.microsoft.com/office/drawing/2016/5/14/chartex" xmlns:mc="http://schemas.openxmlformats.org/markup-compatibility/2006" xmlns:aink="http://schemas.microsoft.com/office/drawing/2016/ink" xmlns:am3d="http://schemas.microsoft.com/office/drawing/2017/model3d" xmlns:o="urn:schemas-microsoft-com:office:office" xmlns:oel="http://schemas.microsoft.com/office/2019/extlst" xmlns:r="http://schemas.openxmlformats.org/officeDocument/2006/relationships" xmlns:m="http://schemas.openxmlformats.org/officeDocument/2006/math" xmlns:v="urn:schemas-microsoft-com:vml" xmlns:wp14="http://schemas.microsoft.com/office/word/2010/wordprocessingDrawing" xmlns:wp="http://schemas.openxmlformats.org/drawingml/2006/wordprocessingDrawing" xmlns:w10="urn:schemas-microsoft-com:office:word" xmlns:w="http://schemas.openxmlformats.org/wordprocessingml/2006/main" xmlns:w14="http://schemas.microsoft.com/office/word/2010/wordml" xmlns:w15="http://schemas.microsoft.com/office/word/2012/wordml" xmlns:w16cex="http://schemas.microsoft.com/office/word/2018/wordml/cex" xmlns:w16cid="http://schemas.microsoft.com/office/word/2016/wordml/cid" xmlns:w16="http://schemas.microsoft.com/office/word/2018/wordml" xmlns:w16sdtdh="http://schemas.microsoft.com/office/word/2020/wordml/sdtdatahash" xmlns:w16se="http://schemas.microsoft.com/office/word/2015/wordml/symex" xmlns:wpg="http://schemas.microsoft.com/office/word/2010/wordprocessingGroup" xmlns:wpi="http://schemas.microsoft.com/office/word/2010/wordprocessingInk" xmlns:wne="http://schemas.microsoft.com/office/word/2006/wordml" xmlns:wps="http://schemas.microsoft.com/office/word/2010/wordprocessingShape" mc:Ignorable="w14 w15 w16se w16cid w16 w16cex w16sdtdh wp14">
+<w:document xmlns:wpc="http://schemas.microsoft.com/office/word/2010/wordprocessingCanvas" xmlns:cx="http://schemas.microsoft.com/office/drawing/2014/chartex" xmlns:cx1="http://schemas.microsoft.com/office/drawing/2015/9/8/chartex" xmlns:cx2="http://schemas.microsoft.com/office/drawing/2015/10/21/chartex" xmlns:cx3="http://schemas.microsoft.com/office/drawing/2016/5/9/chartex" xmlns:cx4="http://schemas.microsoft.com/office/drawing/2016/5/10/chartex" xmlns:cx5="http://schemas.microsoft.com/office/drawing/2016/5/11/chartex" xmlns:cx6="http://schemas.microsoft.com/office/drawing/2016/5/12/chartex" xmlns:cx7="http://schemas.microsoft.com/office/drawing/2016/5/13/chartex" xmlns:cx8="http://schemas.microsoft.com/office/drawing/2016/5/14/chartex" xmlns:mc="http://schemas.openxmlformats.org/markup-compatibility/2006" xmlns:aink="http://schemas.microsoft.com/office/drawing/2016/ink" xmlns:am3d="http://schemas.microsoft.com/office/drawing/2017/model3d" xmlns:o="urn:schemas-microsoft-com:office:office" xmlns:oel="http://schemas.microsoft.com/office/2019/extlst" xmlns:r="http://schemas.openxmlformats.org/officeDocument/2006/relationships" xmlns:m="http://schemas.openxmlformats.org/officeDocument/2006/math" xmlns:v="urn:schemas-microsoft-com:vml" xmlns:wp14="http://schemas.microsoft.com/office/word/2010/wordprocessingDrawing" xmlns:wp="http://schemas.openxmlformats.org/drawingml/2006/wordprocessingDrawing" xmlns:w10="urn:schemas-microsoft-com:office:word" xmlns:w="http://schemas.openxmlformats.org/wordprocessingml/2006/main" xmlns:w14="http://schemas.microsoft.com/office/word/2010/wordml" xmlns:w15="http://schemas.microsoft.com/office/word/2012/wordml" xmlns:w16cex="http://schemas.microsoft.com/office/word/2018/wordml/cex" xmlns:w16cid="http://schemas.microsoft.com/office/word/2016/wordml/cid" xmlns:w16="http://schemas.microsoft.com/office/word/2018/wordml" xmlns:w16du="http://schemas.microsoft.com/office/word/2023/wordml/word16du" xmlns:w16sdtdh="http://schemas.microsoft.com/office/word/2020/wordml/sdtdatahash" xmlns:w16sdtfl="http://schemas.microsoft.com/office/word/2024/wordml/sdtformatlock" xmlns:w16se="http://schemas.microsoft.com/office/word/2015/wordml/symex" xmlns:wpg="http://schemas.microsoft.com/office/word/2010/wordprocessingGroup" xmlns:wpi="http://schemas.microsoft.com/office/word/2010/wordprocessingInk" xmlns:wne="http://schemas.microsoft.com/office/word/2006/wordml" xmlns:wps="http://schemas.microsoft.com/office/word/2010/wordprocessingShape" mc:Ignorable="w14 w15 w16se w16cid w16 w16cex w16sdtdh w16sdtfl w16du wp14">
   <w:body>
     <w:p>
       <w:pPr>
@@ -40,7 +40,15 @@
         </w:numPr>
       </w:pPr>
       <w:r>
-        <w:t xml:space="preserve">Can ink differently than example but make sure it is changed in the gross </w:t>
+        <w:t xml:space="preserve">Can ink differently </w:t>
+      </w:r>
+      <w:proofErr w:type="gramStart"/>
+      <w:r>
+        <w:t>than</w:t>
+      </w:r>
+      <w:proofErr w:type="gramEnd"/>
+      <w:r>
+        <w:t xml:space="preserve"> example but make sure it is changed in the gross </w:t>
       </w:r>
     </w:p>
     <w:p>
@@ -106,13 +114,29 @@
         <w:spacing w:after="0" w:line="240" w:lineRule="auto"/>
       </w:pPr>
       <w:r>
-        <w:t>Received is a formalin container labeled “[patients name/MRN]” and designated “[____]”, containing an oriented skin ellipse, [___ x ___] cm, excised to a maximum depth of [___] cm with a suture designating [superior][(12:00)]. There is a [pigmented, ill-defined lesion] on the cutaneous surface [___ x ___] cm, that is [___] cm to the closest [12:00] inked resection margin. The specimen is inked as follows: 12-3:00-[red]; 3-6:00-[yellow]; 6-9:00-[green]; 9-12:00-[blue]; deep-[</w:t>
+        <w:t xml:space="preserve">Received is a formalin container labeled “[patients name/MRN]” and designated “[____]”, containing an oriented skin ellipse, [___ x ___] cm, excised to a maximum depth of [___] cm with a suture designating [superior][(12:00)]. There is a [pigmented, ill-defined lesion] on the cutaneous surface [___ x ___] cm, that is [___] cm to the closest [12:00] inked resection margin. The specimen </w:t>
+      </w:r>
+      <w:proofErr w:type="gramStart"/>
+      <w:r>
+        <w:t>is inked</w:t>
+      </w:r>
+      <w:proofErr w:type="gramEnd"/>
+      <w:r>
+        <w:t xml:space="preserve"> as follows: 12-3:00-[red]; 3-6:00-[yellow]; 6-9:00-[green]; 9-12:00-[blue]; </w:t>
+      </w:r>
+      <w:proofErr w:type="gramStart"/>
+      <w:r>
+        <w:t>deep-[</w:t>
       </w:r>
       <w:r>
         <w:t>orange</w:t>
       </w:r>
       <w:r>
-        <w:t xml:space="preserve">].  The specimen is serially sectioned and entirely submitted as follows: </w:t>
+        <w:t>]</w:t>
+      </w:r>
+      <w:proofErr w:type="gramEnd"/>
+      <w:r>
+        <w:t xml:space="preserve">.  The specimen is serially sectioned and entirely submitted as follows: </w:t>
       </w:r>
     </w:p>
     <w:p>
@@ -134,6 +158,14 @@
       </w:pPr>
       <w:r>
         <w:t>([A2[-A3]) Central cross sections with lesion</w:t>
+      </w:r>
+    </w:p>
+    <w:p>
+      <w:pPr>
+        <w:spacing w:after="0" w:line="240" w:lineRule="auto"/>
+      </w:pPr>
+      <w:r>
+        <w:t>A567-123 test test</w:t>
       </w:r>
     </w:p>
     <w:p/>
@@ -211,7 +243,15 @@
         </w:numPr>
       </w:pPr>
       <w:r>
-        <w:t>Can submit margins en face, block out lesion, and submit tips or other variations where the dictation and cassette key need to be detailed to know how it was submitted.</w:t>
+        <w:t xml:space="preserve">Can submit margins </w:t>
+      </w:r>
+      <w:proofErr w:type="spellStart"/>
+      <w:r>
+        <w:t>en</w:t>
+      </w:r>
+      <w:proofErr w:type="spellEnd"/>
+      <w:r>
+        <w:t xml:space="preserve"> face, block out lesion, and submit tips or other variations where the dictation and cassette key need to be detailed to know how it was submitted.</w:t>
       </w:r>
     </w:p>
     <w:p/>
@@ -226,7 +266,7 @@
 </file>
 
 <file path=word/numbering.xml><?xml version="1.0" encoding="utf-8"?>
-<w:numbering xmlns:wpc="http://schemas.microsoft.com/office/word/2010/wordprocessingCanvas" xmlns:cx="http://schemas.microsoft.com/office/drawing/2014/chartex" xmlns:cx1="http://schemas.microsoft.com/office/drawing/2015/9/8/chartex" xmlns:cx2="http://schemas.microsoft.com/office/drawing/2015/10/21/chartex" xmlns:cx3="http://schemas.microsoft.com/office/drawing/2016/5/9/chartex" xmlns:cx4="http://schemas.microsoft.com/office/drawing/2016/5/10/chartex" xmlns:cx5="http://schemas.microsoft.com/office/drawing/2016/5/11/chartex" xmlns:cx6="http://schemas.microsoft.com/office/drawing/2016/5/12/chartex" xmlns:cx7="http://schemas.microsoft.com/office/drawing/2016/5/13/chartex" xmlns:cx8="http://schemas.microsoft.com/office/drawing/2016/5/14/chartex" xmlns:mc="http://schemas.openxmlformats.org/markup-compatibility/2006" xmlns:aink="http://schemas.microsoft.com/office/drawing/2016/ink" xmlns:am3d="http://schemas.microsoft.com/office/drawing/2017/model3d" xmlns:o="urn:schemas-microsoft-com:office:office" xmlns:oel="http://schemas.microsoft.com/office/2019/extlst" xmlns:r="http://schemas.openxmlformats.org/officeDocument/2006/relationships" xmlns:m="http://schemas.openxmlformats.org/officeDocument/2006/math" xmlns:v="urn:schemas-microsoft-com:vml" xmlns:wp14="http://schemas.microsoft.com/office/word/2010/wordprocessingDrawing" xmlns:wp="http://schemas.openxmlformats.org/drawingml/2006/wordprocessingDrawing" xmlns:w10="urn:schemas-microsoft-com:office:word" xmlns:w="http://schemas.openxmlformats.org/wordprocessingml/2006/main" xmlns:w14="http://schemas.microsoft.com/office/word/2010/wordml" xmlns:w15="http://schemas.microsoft.com/office/word/2012/wordml" xmlns:w16cex="http://schemas.microsoft.com/office/word/2018/wordml/cex" xmlns:w16cid="http://schemas.microsoft.com/office/word/2016/wordml/cid" xmlns:w16="http://schemas.microsoft.com/office/word/2018/wordml" xmlns:w16sdtdh="http://schemas.microsoft.com/office/word/2020/wordml/sdtdatahash" xmlns:w16se="http://schemas.microsoft.com/office/word/2015/wordml/symex" xmlns:wpg="http://schemas.microsoft.com/office/word/2010/wordprocessingGroup" xmlns:wpi="http://schemas.microsoft.com/office/word/2010/wordprocessingInk" xmlns:wne="http://schemas.microsoft.com/office/word/2006/wordml" xmlns:wps="http://schemas.microsoft.com/office/word/2010/wordprocessingShape" mc:Ignorable="w14 w15 w16se w16cid w16 w16cex w16sdtdh wp14">
+<w:numbering xmlns:wpc="http://schemas.microsoft.com/office/word/2010/wordprocessingCanvas" xmlns:cx="http://schemas.microsoft.com/office/drawing/2014/chartex" xmlns:cx1="http://schemas.microsoft.com/office/drawing/2015/9/8/chartex" xmlns:cx2="http://schemas.microsoft.com/office/drawing/2015/10/21/chartex" xmlns:cx3="http://schemas.microsoft.com/office/drawing/2016/5/9/chartex" xmlns:cx4="http://schemas.microsoft.com/office/drawing/2016/5/10/chartex" xmlns:cx5="http://schemas.microsoft.com/office/drawing/2016/5/11/chartex" xmlns:cx6="http://schemas.microsoft.com/office/drawing/2016/5/12/chartex" xmlns:cx7="http://schemas.microsoft.com/office/drawing/2016/5/13/chartex" xmlns:cx8="http://schemas.microsoft.com/office/drawing/2016/5/14/chartex" xmlns:mc="http://schemas.openxmlformats.org/markup-compatibility/2006" xmlns:aink="http://schemas.microsoft.com/office/drawing/2016/ink" xmlns:am3d="http://schemas.microsoft.com/office/drawing/2017/model3d" xmlns:o="urn:schemas-microsoft-com:office:office" xmlns:oel="http://schemas.microsoft.com/office/2019/extlst" xmlns:r="http://schemas.openxmlformats.org/officeDocument/2006/relationships" xmlns:m="http://schemas.openxmlformats.org/officeDocument/2006/math" xmlns:v="urn:schemas-microsoft-com:vml" xmlns:wp14="http://schemas.microsoft.com/office/word/2010/wordprocessingDrawing" xmlns:wp="http://schemas.openxmlformats.org/drawingml/2006/wordprocessingDrawing" xmlns:w10="urn:schemas-microsoft-com:office:word" xmlns:w="http://schemas.openxmlformats.org/wordprocessingml/2006/main" xmlns:w14="http://schemas.microsoft.com/office/word/2010/wordml" xmlns:w15="http://schemas.microsoft.com/office/word/2012/wordml" xmlns:w16cex="http://schemas.microsoft.com/office/word/2018/wordml/cex" xmlns:w16cid="http://schemas.microsoft.com/office/word/2016/wordml/cid" xmlns:w16="http://schemas.microsoft.com/office/word/2018/wordml" xmlns:w16du="http://schemas.microsoft.com/office/word/2023/wordml/word16du" xmlns:w16sdtdh="http://schemas.microsoft.com/office/word/2020/wordml/sdtdatahash" xmlns:w16sdtfl="http://schemas.microsoft.com/office/word/2024/wordml/sdtformatlock" xmlns:w16se="http://schemas.microsoft.com/office/word/2015/wordml/symex" xmlns:wpg="http://schemas.microsoft.com/office/word/2010/wordprocessingGroup" xmlns:wpi="http://schemas.microsoft.com/office/word/2010/wordprocessingInk" xmlns:wne="http://schemas.microsoft.com/office/word/2006/wordml" xmlns:wps="http://schemas.microsoft.com/office/word/2010/wordprocessingShape" mc:Ignorable="w14 w15 w16se w16cid w16 w16cex w16sdtdh w16sdtfl w16du wp14">
   <w:abstractNum w:abstractNumId="0" w15:restartNumberingAfterBreak="0">
     <w:nsid w:val="269563A4"/>
     <w:multiLevelType w:val="hybridMultilevel"/>
@@ -463,7 +503,7 @@
 </file>
 
 <file path=word/styles.xml><?xml version="1.0" encoding="utf-8"?>
-<w:styles xmlns:mc="http://schemas.openxmlformats.org/markup-compatibility/2006" xmlns:r="http://schemas.openxmlformats.org/officeDocument/2006/relationships" xmlns:w="http://schemas.openxmlformats.org/wordprocessingml/2006/main" xmlns:w14="http://schemas.microsoft.com/office/word/2010/wordml" xmlns:w15="http://schemas.microsoft.com/office/word/2012/wordml" xmlns:w16cex="http://schemas.microsoft.com/office/word/2018/wordml/cex" xmlns:w16cid="http://schemas.microsoft.com/office/word/2016/wordml/cid" xmlns:w16="http://schemas.microsoft.com/office/word/2018/wordml" xmlns:w16sdtdh="http://schemas.microsoft.com/office/word/2020/wordml/sdtdatahash" xmlns:w16se="http://schemas.microsoft.com/office/word/2015/wordml/symex" mc:Ignorable="w14 w15 w16se w16cid w16 w16cex w16sdtdh">
+<w:styles xmlns:mc="http://schemas.openxmlformats.org/markup-compatibility/2006" xmlns:r="http://schemas.openxmlformats.org/officeDocument/2006/relationships" xmlns:w="http://schemas.openxmlformats.org/wordprocessingml/2006/main" xmlns:w14="http://schemas.microsoft.com/office/word/2010/wordml" xmlns:w15="http://schemas.microsoft.com/office/word/2012/wordml" xmlns:w16cex="http://schemas.microsoft.com/office/word/2018/wordml/cex" xmlns:w16cid="http://schemas.microsoft.com/office/word/2016/wordml/cid" xmlns:w16="http://schemas.microsoft.com/office/word/2018/wordml" xmlns:w16du="http://schemas.microsoft.com/office/word/2023/wordml/word16du" xmlns:w16sdtdh="http://schemas.microsoft.com/office/word/2020/wordml/sdtdatahash" xmlns:w16sdtfl="http://schemas.microsoft.com/office/word/2024/wordml/sdtformatlock" xmlns:w16se="http://schemas.microsoft.com/office/word/2015/wordml/symex" mc:Ignorable="w14 w15 w16se w16cid w16 w16cex w16sdtdh w16sdtfl w16du">
   <w:docDefaults>
     <w:rPrDefault>
       <w:rPr>
